--- a/templates/word/reference.docx
+++ b/templates/word/reference.docx
@@ -386,7 +386,7 @@
       <w:headerReference w:type="default" r:id="rId9"/>
       <w:footerReference w:type="default" r:id="rId10"/>
       <w:pgSz w:w="11906" w:h="16838"/>
-      <w:pgMar w:left="1417" w:right="1417" w:top="1361" w:bottom="1247" w:header="680" w:footer="624"/>
+      <w:pgMar w:left="1701" w:right="1701" w:top="1440" w:bottom="1440" w:header="737" w:footer="737"/>
     </w:sectPr>
   </w:body>
 </w:document>
@@ -406,26 +406,12 @@
     <w:r/>
     <w:r>
       <w:rPr>
-        <w:color w:val="59607A"/>
-        <w:sz w:val="18"/>
-      </w:rPr>
-      <w:t xml:space="preserve">— </w:t>
-    </w:r>
-    <w:r>
-      <w:rPr>
-        <w:color w:val="59607A"/>
-        <w:sz w:val="18"/>
+        <w:color w:val="000000"/>
+        <w:sz w:val="21"/>
       </w:rPr>
       <w:fldChar w:fldCharType="begin"/>
       <w:instrText xml:space="preserve">PAGE</w:instrText>
       <w:fldChar w:fldCharType="end"/>
-    </w:r>
-    <w:r>
-      <w:rPr>
-        <w:color w:val="59607A"/>
-        <w:sz w:val="18"/>
-      </w:rPr>
-      <w:t xml:space="preserve"> —</w:t>
     </w:r>
   </w:p>
 </w:ftr>
@@ -474,19 +460,39 @@
   <w:p>
     <w:pPr>
       <w:pStyle w:val="Header"/>
-      <w:jc w:val="right"/>
+      <w:tabs>
+        <w:tab w:pos="8504" w:val="right"/>
+      </w:tabs>
+      <w:ind w:firstLine="0"/>
+      <w:jc w:val="left"/>
       <w:pBdr>
-        <w:bottom w:val="single" w:sz="6" w:space="4" w:color="149C8E"/>
+        <w:bottom w:val="single" w:sz="6" w:space="4" w:color="5F7568"/>
       </w:pBdr>
     </w:pPr>
     <w:r/>
     <w:r>
       <w:rPr>
-        <w:rFonts w:ascii="Times New Roman" w:hAnsi="Times New Roman" w:cs="Times New Roman" w:eastAsia="楷体"/>
-        <w:color w:val="59607A"/>
+        <w:rFonts w:ascii="Times New Roman" w:hAnsi="Times New Roman" w:cs="Times New Roman" w:eastAsia="宋体"/>
+        <w:color w:val="59606A"/>
         <w:sz w:val="18"/>
       </w:rPr>
-      <w:t>{{HEADER}}</w:t>
+      <w:t>{{HEADER_L}}</w:t>
+    </w:r>
+    <w:r>
+      <w:rPr>
+        <w:rFonts w:ascii="Times New Roman" w:hAnsi="Times New Roman" w:cs="Times New Roman" w:eastAsia="宋体"/>
+        <w:color w:val="59606A"/>
+        <w:sz w:val="18"/>
+      </w:rPr>
+      <w:tab/>
+    </w:r>
+    <w:r>
+      <w:rPr>
+        <w:rFonts w:ascii="Times New Roman" w:hAnsi="Times New Roman" w:cs="Times New Roman" w:eastAsia="宋体"/>
+        <w:color w:val="59606A"/>
+        <w:sz w:val="18"/>
+      </w:rPr>
+      <w:t>{{HEADER_R}}</w:t>
     </w:r>
   </w:p>
 </w:hdr>
@@ -626,13 +632,13 @@
     <w:qFormat/>
     <w:pPr>
       <w:keepNext w:val="0"/>
-      <w:spacing w:before="0" w:after="0" w:line="324" w:lineRule="auto"/>
+      <w:spacing w:before="0" w:after="0" w:line="360" w:lineRule="auto"/>
     </w:pPr>
     <w:rPr>
       <w:rFonts w:ascii="Times New Roman" w:hAnsi="Times New Roman" w:cs="Times New Roman" w:eastAsia="宋体"/>
       <w:b w:val="0"/>
       <w:i w:val="0"/>
-      <w:sz w:val="21"/>
+      <w:sz w:val="24"/>
     </w:rPr>
   </w:style>
   <w:style w:type="paragraph" w:styleId="BodyText">
@@ -641,15 +647,15 @@
     <w:link w:val="BodyTextChar"/>
     <w:pPr>
       <w:keepNext w:val="0"/>
-      <w:spacing w:before="0" w:after="60" w:line="336" w:lineRule="auto"/>
-      <w:ind w:firstLine="420"/>
+      <w:spacing w:before="0" w:after="0" w:line="360" w:lineRule="auto"/>
+      <w:ind w:firstLine="480"/>
     </w:pPr>
     <w:qFormat/>
     <w:rPr>
       <w:rFonts w:ascii="Times New Roman" w:hAnsi="Times New Roman" w:cs="Times New Roman" w:eastAsia="宋体"/>
       <w:b w:val="0"/>
       <w:i w:val="0"/>
-      <w:sz w:val="21"/>
+      <w:sz w:val="24"/>
     </w:rPr>
   </w:style>
   <w:style w:type="paragraph" w:customStyle="1" w:styleId="FirstParagraph">
@@ -659,14 +665,14 @@
     <w:qFormat/>
     <w:pPr>
       <w:keepNext w:val="0"/>
-      <w:spacing w:before="0" w:after="60" w:line="336" w:lineRule="auto"/>
-      <w:ind w:firstLine="420"/>
+      <w:spacing w:before="0" w:after="0" w:line="360" w:lineRule="auto"/>
+      <w:ind w:firstLine="480"/>
     </w:pPr>
     <w:rPr>
       <w:rFonts w:ascii="Times New Roman" w:hAnsi="Times New Roman" w:cs="Times New Roman" w:eastAsia="宋体"/>
       <w:b w:val="0"/>
       <w:i w:val="0"/>
-      <w:sz w:val="21"/>
+      <w:sz w:val="24"/>
     </w:rPr>
   </w:style>
   <w:style w:type="paragraph" w:customStyle="1" w:styleId="Compact">
@@ -675,14 +681,14 @@
     <w:qFormat/>
     <w:pPr>
       <w:keepNext w:val="0"/>
-      <w:spacing w:before="0" w:after="0" w:line="312" w:lineRule="auto"/>
+      <w:spacing w:before="0" w:after="0" w:line="336" w:lineRule="auto"/>
       <w:ind w:firstLine="0"/>
     </w:pPr>
     <w:rPr>
       <w:rFonts w:ascii="Times New Roman" w:hAnsi="Times New Roman" w:cs="Times New Roman" w:eastAsia="宋体"/>
       <w:b w:val="0"/>
       <w:i w:val="0"/>
-      <w:sz w:val="21"/>
+      <w:sz w:val="24"/>
     </w:rPr>
   </w:style>
   <w:style w:type="paragraph" w:styleId="Title">
@@ -693,7 +699,7 @@
     <w:pPr>
       <w:keepNext w:val="0"/>
       <w:keepLines/>
-      <w:spacing w:before="0" w:after="80" w:line="312" w:lineRule="auto"/>
+      <w:spacing w:before="0" w:after="120" w:line="312" w:lineRule="auto"/>
       <w:jc w:val="center"/>
     </w:pPr>
     <w:rPr>
@@ -701,8 +707,8 @@
       <w:b/>
       <w:bCs/>
       <w:i w:val="0"/>
-      <w:color w:val="081650"/>
-      <w:sz w:val="40"/>
+      <w:color w:val="000000"/>
+      <w:sz w:val="44"/>
       <w:szCs w:val="36"/>
     </w:rPr>
   </w:style>
@@ -721,8 +727,8 @@
       <w:rFonts w:ascii="Times New Roman" w:hAnsi="Times New Roman" w:cs="Times New Roman" w:eastAsia="楷体"/>
       <w:b w:val="0"/>
       <w:i w:val="0"/>
-      <w:color w:val="59607A"/>
-      <w:sz w:val="24"/>
+      <w:color w:val="59606A"/>
+      <w:sz w:val="28"/>
       <w:szCs w:val="30"/>
     </w:rPr>
   </w:style>
@@ -737,11 +743,11 @@
       <w:jc w:val="center"/>
     </w:pPr>
     <w:rPr>
-      <w:rFonts w:ascii="Times New Roman" w:hAnsi="Times New Roman" w:cs="Times New Roman" w:eastAsia="楷体"/>
+      <w:rFonts w:ascii="Times New Roman" w:hAnsi="Times New Roman" w:cs="Times New Roman" w:eastAsia="宋体"/>
       <w:b w:val="0"/>
       <w:i w:val="0"/>
-      <w:color w:val="59607A"/>
-      <w:sz w:val="21"/>
+      <w:color w:val="000000"/>
+      <w:sz w:val="24"/>
     </w:rPr>
   </w:style>
   <w:style w:type="paragraph" w:styleId="Date">
@@ -755,11 +761,11 @@
       <w:jc w:val="center"/>
     </w:pPr>
     <w:rPr>
-      <w:rFonts w:ascii="Times New Roman" w:hAnsi="Times New Roman" w:cs="Times New Roman" w:eastAsia="楷体"/>
+      <w:rFonts w:ascii="Times New Roman" w:hAnsi="Times New Roman" w:cs="Times New Roman" w:eastAsia="宋体"/>
       <w:b w:val="0"/>
       <w:i w:val="0"/>
-      <w:color w:val="59607A"/>
-      <w:sz w:val="21"/>
+      <w:color w:val="000000"/>
+      <w:sz w:val="24"/>
     </w:rPr>
   </w:style>
   <w:style w:type="paragraph" w:customStyle="1" w:styleId="AbstractTitle">
@@ -789,15 +795,15 @@
     <w:pPr>
       <w:keepNext w:val="0"/>
       <w:keepLines/>
-      <w:spacing w:before="0" w:after="0" w:line="312" w:lineRule="auto"/>
-      <w:jc w:val="center"/>
-    </w:pPr>
-    <w:rPr>
-      <w:rFonts w:ascii="Times New Roman" w:hAnsi="Times New Roman" w:cs="Times New Roman" w:eastAsia="楷体"/>
+      <w:spacing w:before="0" w:after="0" w:line="360" w:lineRule="auto"/>
+      <w:ind w:firstLine="480"/>
+    </w:pPr>
+    <w:rPr>
+      <w:rFonts w:ascii="Times New Roman" w:hAnsi="Times New Roman" w:cs="Times New Roman" w:eastAsia="宋体"/>
       <w:b w:val="0"/>
       <w:i w:val="0"/>
-      <w:color w:val="59607A"/>
-      <w:sz w:val="21"/>
+      <w:color w:val="000000"/>
+      <w:sz w:val="24"/>
       <w:szCs w:val="20"/>
     </w:rPr>
   </w:style>
@@ -808,14 +814,14 @@
     <w:qFormat/>
     <w:pPr>
       <w:keepNext w:val="0"/>
-      <w:spacing w:before="0" w:after="40" w:line="300" w:lineRule="auto"/>
-      <w:ind w:firstLine="0"/>
+      <w:spacing w:before="0" w:after="40" w:line="312" w:lineRule="auto"/>
+      <w:ind w:left="420" w:hanging="420"/>
     </w:pPr>
     <w:rPr>
       <w:rFonts w:ascii="Times New Roman" w:hAnsi="Times New Roman" w:cs="Times New Roman" w:eastAsia="宋体"/>
       <w:b w:val="0"/>
       <w:i w:val="0"/>
-      <w:sz w:val="19"/>
+      <w:sz w:val="21"/>
     </w:rPr>
   </w:style>
   <w:style w:type="paragraph" w:styleId="Heading1">
@@ -1018,16 +1024,16 @@
       <w:spacing w:before="60" w:after="60" w:line="312" w:lineRule="auto"/>
       <w:ind w:left="283" w:right="170" w:firstLine="0"/>
       <w:pBdr>
-        <w:left w:val="single" w:sz="18" w:space="8" w:color="149C8E"/>
+        <w:left w:val="single" w:sz="18" w:space="8" w:color="5F7568"/>
       </w:pBdr>
-      <w:shd w:val="clear" w:color="auto" w:fill="F3F7FA"/>
+      <w:shd w:val="clear" w:color="auto" w:fill="F2F5F3"/>
     </w:pPr>
     <w:rPr>
       <w:rFonts w:ascii="Times New Roman" w:hAnsi="Times New Roman" w:cs="Times New Roman" w:eastAsia="楷体"/>
       <w:b w:val="0"/>
       <w:i w:val="0"/>
-      <w:color w:val="59607A"/>
-      <w:sz w:val="19"/>
+      <w:color w:val="59606A"/>
+      <w:sz w:val="21"/>
     </w:rPr>
   </w:style>
   <w:style w:type="paragraph" w:styleId="FootnoteText">
@@ -1102,11 +1108,11 @@
       <w:jc w:val="center"/>
     </w:pPr>
     <w:rPr>
-      <w:rFonts w:ascii="Times New Roman" w:hAnsi="Times New Roman" w:cs="Times New Roman" w:eastAsia="楷体"/>
-      <w:b/>
-      <w:i w:val="0"/>
-      <w:color w:val="2B334D"/>
-      <w:sz w:val="19"/>
+      <w:rFonts w:ascii="Times New Roman" w:hAnsi="Times New Roman" w:cs="Times New Roman" w:eastAsia="宋体"/>
+      <w:b w:val="0"/>
+      <w:i w:val="0"/>
+      <w:color w:val="000000"/>
+      <w:sz w:val="21"/>
     </w:rPr>
   </w:style>
   <w:style w:type="paragraph" w:customStyle="1" w:styleId="TableCaption">
@@ -1119,11 +1125,11 @@
       <w:jc w:val="center"/>
     </w:pPr>
     <w:rPr>
-      <w:rFonts w:ascii="Times New Roman" w:hAnsi="Times New Roman" w:cs="Times New Roman" w:eastAsia="楷体"/>
-      <w:b/>
-      <w:i w:val="0"/>
-      <w:color w:val="2B334D"/>
-      <w:sz w:val="19"/>
+      <w:rFonts w:ascii="Times New Roman" w:hAnsi="Times New Roman" w:cs="Times New Roman" w:eastAsia="宋体"/>
+      <w:b w:val="0"/>
+      <w:i w:val="0"/>
+      <w:color w:val="000000"/>
+      <w:sz w:val="21"/>
     </w:rPr>
   </w:style>
   <w:style w:type="paragraph" w:customStyle="1" w:styleId="ImageCaption">
@@ -1136,11 +1142,11 @@
       <w:jc w:val="center"/>
     </w:pPr>
     <w:rPr>
-      <w:rFonts w:ascii="Times New Roman" w:hAnsi="Times New Roman" w:cs="Times New Roman" w:eastAsia="楷体"/>
-      <w:b/>
-      <w:i w:val="0"/>
-      <w:color w:val="2B334D"/>
-      <w:sz w:val="19"/>
+      <w:rFonts w:ascii="Times New Roman" w:hAnsi="Times New Roman" w:cs="Times New Roman" w:eastAsia="宋体"/>
+      <w:b w:val="0"/>
+      <w:i w:val="0"/>
+      <w:color w:val="000000"/>
+      <w:sz w:val="21"/>
     </w:rPr>
   </w:style>
   <w:style w:type="paragraph" w:customStyle="1" w:styleId="Figure">
@@ -1156,7 +1162,7 @@
       <w:rFonts w:ascii="Times New Roman" w:hAnsi="Times New Roman" w:cs="Times New Roman" w:eastAsia="宋体"/>
       <w:b w:val="0"/>
       <w:i w:val="0"/>
-      <w:sz w:val="21"/>
+      <w:sz w:val="24"/>
     </w:rPr>
   </w:style>
   <w:style w:type="paragraph" w:customStyle="1" w:styleId="CaptionedFigure">
@@ -1172,7 +1178,7 @@
       <w:rFonts w:ascii="Times New Roman" w:hAnsi="Times New Roman" w:cs="Times New Roman" w:eastAsia="宋体"/>
       <w:b w:val="0"/>
       <w:i w:val="0"/>
-      <w:sz w:val="21"/>
+      <w:sz w:val="24"/>
     </w:rPr>
   </w:style>
   <w:style w:type="character" w:customStyle="1" w:styleId="BodyTextChar">
@@ -1185,7 +1191,7 @@
     <w:basedOn w:val="BodyTextChar"/>
     <w:rPr>
       <w:rFonts w:ascii="Consolas" w:hAnsi="Consolas" w:cs="Consolas" w:eastAsia="宋体"/>
-      <w:sz w:val="18"/>
+      <w:sz w:val="19"/>
     </w:rPr>
   </w:style>
   <w:style w:type="character" w:customStyle="1" w:styleId="SectionNumber">
@@ -1203,7 +1209,7 @@
     <w:name w:val="Hyperlink"/>
     <w:basedOn w:val="BodyTextChar"/>
     <w:rPr>
-      <w:color w:val="1B3FB0"/>
+      <w:color w:val="000000"/>
     </w:rPr>
   </w:style>
   <w:style w:type="paragraph" w:styleId="TOCHeading">
@@ -1214,14 +1220,19 @@
     <w:unhideWhenUsed/>
     <w:qFormat/>
     <w:pPr>
-      <w:spacing w:before="240" w:line="259" w:lineRule="auto"/>
+      <w:keepNext w:val="0"/>
+      <w:spacing w:before="0" w:line="288" w:lineRule="auto" w:after="240"/>
+      <w:ind w:firstLine="0"/>
+      <w:jc w:val="center"/>
       <w:outlineLvl w:val="9"/>
     </w:pPr>
     <w:rPr>
-      <w:rFonts w:asciiTheme="majorHAnsi" w:eastAsiaTheme="majorEastAsia" w:hAnsiTheme="majorHAnsi" w:cstheme="majorBidi"/>
-      <w:b w:val="0"/>
+      <w:rFonts w:ascii="Times New Roman" w:hAnsi="Times New Roman" w:cs="Times New Roman" w:eastAsia="黑体"/>
+      <w:b/>
       <w:bCs w:val="0"/>
-      <w:color w:val="365F91" w:themeColor="accent1" w:themeShade="BF"/>
+      <w:i w:val="0"/>
+      <w:color w:val="000000"/>
+      <w:sz w:val="32"/>
     </w:rPr>
   </w:style>
   <w:style w:type="paragraph" w:customStyle="1" w:styleId="Heading1">
@@ -1229,17 +1240,14 @@
     <w:basedOn w:val="Normal"/>
     <w:pPr>
       <w:keepNext/>
-      <w:spacing w:before="320" w:after="120" w:line="288" w:lineRule="auto"/>
-      <w:pBdr>
-        <w:bottom w:val="single" w:sz="8" w:space="3" w:color="149C8E"/>
-      </w:pBdr>
+      <w:spacing w:before="360" w:after="160" w:line="288" w:lineRule="auto"/>
     </w:pPr>
     <w:rPr>
       <w:rFonts w:ascii="Times New Roman" w:hAnsi="Times New Roman" w:cs="Times New Roman" w:eastAsia="黑体"/>
       <w:b/>
       <w:i w:val="0"/>
-      <w:color w:val="081650"/>
-      <w:sz w:val="28"/>
+      <w:color w:val="000000"/>
+      <w:sz w:val="32"/>
     </w:rPr>
   </w:style>
   <w:style w:type="paragraph" w:customStyle="1" w:styleId="Heading2">
@@ -1247,14 +1255,14 @@
     <w:basedOn w:val="Normal"/>
     <w:pPr>
       <w:keepNext/>
-      <w:spacing w:before="200" w:after="80" w:line="288" w:lineRule="auto"/>
+      <w:spacing w:before="240" w:after="120" w:line="288" w:lineRule="auto"/>
     </w:pPr>
     <w:rPr>
       <w:rFonts w:ascii="Times New Roman" w:hAnsi="Times New Roman" w:cs="Times New Roman" w:eastAsia="黑体"/>
       <w:b/>
       <w:i w:val="0"/>
-      <w:color w:val="1B3FB0"/>
-      <w:sz w:val="24"/>
+      <w:color w:val="000000"/>
+      <w:sz w:val="28"/>
     </w:rPr>
   </w:style>
   <w:style w:type="paragraph" w:customStyle="1" w:styleId="Heading3">
@@ -1262,14 +1270,14 @@
     <w:basedOn w:val="Normal"/>
     <w:pPr>
       <w:keepNext/>
-      <w:spacing w:before="160" w:after="60" w:line="288" w:lineRule="auto"/>
+      <w:spacing w:before="160" w:after="80" w:line="288" w:lineRule="auto"/>
     </w:pPr>
     <w:rPr>
       <w:rFonts w:ascii="Times New Roman" w:hAnsi="Times New Roman" w:cs="Times New Roman" w:eastAsia="黑体"/>
       <w:b/>
       <w:i w:val="0"/>
-      <w:color w:val="2B334D"/>
-      <w:sz w:val="22"/>
+      <w:color w:val="000000"/>
+      <w:sz w:val="24"/>
     </w:rPr>
   </w:style>
   <w:style w:type="paragraph" w:customStyle="1" w:styleId="Heading4">
@@ -1281,10 +1289,10 @@
     </w:pPr>
     <w:rPr>
       <w:rFonts w:ascii="Times New Roman" w:hAnsi="Times New Roman" w:cs="Times New Roman" w:eastAsia="黑体"/>
-      <w:b/>
-      <w:i w:val="0"/>
-      <w:color w:val="59607A"/>
-      <w:sz w:val="21"/>
+      <w:b w:val="0"/>
+      <w:i w:val="0"/>
+      <w:color w:val="000000"/>
+      <w:sz w:val="24"/>
     </w:rPr>
   </w:style>
   <w:style w:type="paragraph" w:customStyle="1" w:styleId="ReportTitle">
@@ -1292,7 +1300,7 @@
     <w:basedOn w:val="Normal"/>
     <w:pPr>
       <w:keepNext w:val="0"/>
-      <w:spacing w:before="0" w:after="80" w:line="300" w:lineRule="auto"/>
+      <w:spacing w:before="0" w:after="120" w:line="300" w:lineRule="auto"/>
       <w:ind w:firstLine="0"/>
       <w:jc w:val="center"/>
     </w:pPr>
@@ -1300,8 +1308,8 @@
       <w:rFonts w:ascii="Times New Roman" w:hAnsi="Times New Roman" w:cs="Times New Roman" w:eastAsia="黑体"/>
       <w:b/>
       <w:i w:val="0"/>
-      <w:color w:val="081650"/>
-      <w:sz w:val="36"/>
+      <w:color w:val="000000"/>
+      <w:sz w:val="44"/>
     </w:rPr>
   </w:style>
   <w:style w:type="paragraph" w:customStyle="1" w:styleId="ReportMeta">
@@ -1312,15 +1320,12 @@
       <w:spacing w:before="0" w:after="0" w:line="336" w:lineRule="auto"/>
       <w:ind w:firstLine="0"/>
       <w:jc w:val="center"/>
-      <w:pBdr>
-        <w:bottom w:val="single" w:sz="6" w:space="6" w:color="D5DBEE"/>
-      </w:pBdr>
     </w:pPr>
     <w:rPr>
       <w:rFonts w:ascii="Times New Roman" w:hAnsi="Times New Roman" w:cs="Times New Roman" w:eastAsia="楷体"/>
       <w:b w:val="0"/>
       <w:i w:val="0"/>
-      <w:color w:val="59607A"/>
+      <w:color w:val="59606A"/>
       <w:sz w:val="21"/>
     </w:rPr>
   </w:style>
